--- a/samples/Bloom_Basket_Returns_SOP.docx
+++ b/samples/Bloom_Basket_Returns_SOP.docx
@@ -1148,7 +1148,7 @@
       <w:r>
         <w:drawing>
           <wp:inline distT="0" distB="0" distL="0" distR="0">
-            <wp:extent cx="5905500" cy="3371850"/>
+            <wp:extent cx="5905500" cy="4679349"/>
             <wp:effectExtent t="0" r="0" b="0" l="0"/>
             <wp:docPr id="1" name="" descr="" title=""/>
             <wp:cNvGraphicFramePr>
@@ -1173,7 +1173,7 @@
                   <pic:spPr bwMode="auto">
                     <a:xfrm>
                       <a:off x="0" y="0"/>
-                      <a:ext cx="5905500" cy="3371850"/>
+                      <a:ext cx="5905500" cy="4679349"/>
                     </a:xfrm>
                     <a:prstGeom prst="rect">
                       <a:avLst/>
@@ -1282,6 +1282,15 @@
         </w:rPr>
         <w:t xml:space="preserve">Log the order ID, item, and condition notes in the returns tracker. (Quality Checkpoint 1)</w:t>
       </w:r>
+      <w:r>
+        <w:rPr>
+          <w:rFonts w:ascii="Arial" w:cs="Arial" w:eastAsia="Arial" w:hAnsi="Arial"/>
+          <w:color w:val="000000"/>
+          <w:sz w:val="22"/>
+          <w:szCs w:val="22"/>
+        </w:rPr>
+        <w:t xml:space="preserve"> If the return details are incomplete, re-inspect the item and log it again. If they are still incomplete on the second check, stop and escalate to the Returns Specialist.</w:t>
+      </w:r>
     </w:p>
     <w:p>
       <w:pPr>
@@ -1354,6 +1363,15 @@
           <w:szCs w:val="22"/>
         </w:rPr>
         <w:t xml:space="preserve">Verify the refund amount matches the original order total. (Quality Checkpoint 2)</w:t>
+      </w:r>
+      <w:r>
+        <w:rPr>
+          <w:rFonts w:ascii="Arial" w:cs="Arial" w:eastAsia="Arial" w:hAnsi="Arial"/>
+          <w:color w:val="000000"/>
+          <w:sz w:val="22"/>
+          <w:szCs w:val="22"/>
+        </w:rPr>
+        <w:t xml:space="preserve"> If the amount does not match, recheck the original order before processing. If it still does not match, stop and escalate to Finance.</w:t>
       </w:r>
     </w:p>
     <w:p>
